--- a/pract-3-awdf-24cs047.docx
+++ b/pract-3-awdf-24cs047.docx
@@ -742,22 +742,8 @@
             <w:pPr>
               <w:jc w:val="left"/>
             </w:pPr>
-            <w:r/>
-            <w:r>
-              <w:rPr>
-                <w:rFonts w:ascii="Times New Roman" w:hAnsi="Times New Roman"/>
-                <w:b/>
-                <w:sz w:val="22"/>
-              </w:rPr>
-              <w:t xml:space="preserve">GitHub Link Repository Link: </w:t>
-            </w:r>
-            <w:r>
-              <w:rPr>
-                <w:rFonts w:ascii="Times New Roman" w:hAnsi="Times New Roman"/>
-                <w:b/>
-                <w:sz w:val="22"/>
-              </w:rPr>
-              <w:t>https://github.com/24CS047Manav/Awdf_Practica_3</w:t>
+            <w:r>
+              <w:t>GitHub Link Repository Link: https://github.com/24CS047Manav/Awdf_Practica_3</w:t>
             </w:r>
           </w:p>
         </w:tc>

--- a/pract-3-awdf-24cs047.docx
+++ b/pract-3-awdf-24cs047.docx
@@ -68,6 +68,7 @@
         </w:tblPrEx>
         <w:trPr>
           <w:trHeight w:val="285" w:hRule="atLeast"/>
+          <w:cantSplit/>
         </w:trPr>
         <w:tc>
           <w:tcPr>
@@ -88,6 +89,7 @@
           <w:p>
             <w:pPr>
               <w:spacing w:after="0" w:line="240" w:lineRule="auto"/>
+              <w:jc w:val="left"/>
               <w:rPr>
                 <w:rFonts w:ascii="Times New Roman" w:hAnsi="Times New Roman" w:eastAsia="Times New Roman" w:cs="Times New Roman"/>
                 <w:color w:val="000000"/>
@@ -125,6 +127,7 @@
           <w:p>
             <w:pPr>
               <w:spacing w:after="0" w:line="240" w:lineRule="auto"/>
+              <w:jc w:val="left"/>
               <w:rPr>
                 <w:rFonts w:hint="default" w:ascii="Times New Roman" w:hAnsi="Times New Roman" w:eastAsia="Times New Roman" w:cs="Times New Roman"/>
                 <w:b/>
@@ -172,6 +175,7 @@
           <w:p>
             <w:pPr>
               <w:spacing w:after="0" w:line="240" w:lineRule="auto"/>
+              <w:jc w:val="left"/>
               <w:rPr>
                 <w:rFonts w:ascii="Times New Roman" w:hAnsi="Times New Roman" w:eastAsia="Times New Roman" w:cs="Times New Roman"/>
                 <w:sz w:val="24"/>
@@ -208,6 +212,7 @@
           <w:p>
             <w:pPr>
               <w:spacing w:after="0" w:line="240" w:lineRule="auto"/>
+              <w:jc w:val="left"/>
               <w:rPr>
                 <w:rFonts w:hint="default" w:ascii="Times New Roman" w:hAnsi="Times New Roman" w:eastAsia="Times New Roman" w:cs="Times New Roman"/>
                 <w:b/>
@@ -248,6 +253,7 @@
         </w:tblPrEx>
         <w:trPr>
           <w:trHeight w:val="285" w:hRule="atLeast"/>
+          <w:cantSplit/>
         </w:trPr>
         <w:tc>
           <w:tcPr>
@@ -268,6 +274,7 @@
           <w:p>
             <w:pPr>
               <w:spacing w:after="0" w:line="240" w:lineRule="auto"/>
+              <w:jc w:val="left"/>
               <w:rPr>
                 <w:rFonts w:ascii="Times New Roman" w:hAnsi="Times New Roman" w:eastAsia="Times New Roman" w:cs="Times New Roman"/>
                 <w:sz w:val="24"/>
@@ -283,7 +290,7 @@
                 <w:sz w:val="24"/>
                 <w:szCs w:val="24"/>
               </w:rPr>
-              <w:t>Subject code &amp; Name :</w:t>
+              <w:t>Subject code &amp; Name :</w:t>
             </w:r>
           </w:p>
         </w:tc>
@@ -306,6 +313,7 @@
           <w:p>
             <w:pPr>
               <w:spacing w:after="0" w:line="240" w:lineRule="auto"/>
+              <w:jc w:val="left"/>
               <w:rPr>
                 <w:rFonts w:ascii="Times New Roman" w:hAnsi="Times New Roman" w:eastAsia="Times New Roman" w:cs="Times New Roman"/>
                 <w:b/>
@@ -315,7 +323,7 @@
             </w:pPr>
             <w:r>
               <w:rPr>
-                <w:rFonts w:ascii="Cambria" w:hAnsi="Cambria" w:eastAsia="Cambria" w:cs="Cambria"/>
+                <w:rFonts w:ascii="Times New Roman" w:hAnsi="Times New Roman" w:eastAsia="Cambria" w:cs="Cambria"/>
                 <w:b/>
                 <w:sz w:val="18"/>
                 <w:szCs w:val="18"/>
@@ -324,7 +332,7 @@
             </w:r>
             <w:r>
               <w:rPr>
-                <w:rFonts w:ascii="Cambria" w:hAnsi="Cambria" w:eastAsia="Cambria" w:cs="Cambria"/>
+                <w:rFonts w:ascii="Times New Roman" w:hAnsi="Times New Roman" w:eastAsia="Cambria" w:cs="Cambria"/>
                 <w:b/>
                 <w:color w:val="000000"/>
                 <w:sz w:val="18"/>
@@ -362,6 +370,7 @@
           <w:p>
             <w:pPr>
               <w:spacing w:after="0" w:line="240" w:lineRule="auto"/>
+              <w:jc w:val="left"/>
               <w:rPr>
                 <w:rFonts w:ascii="Times New Roman" w:hAnsi="Times New Roman" w:eastAsia="Times New Roman" w:cs="Times New Roman"/>
                 <w:sz w:val="24"/>
@@ -396,7 +405,7 @@
           </w:tcPr>
           <w:p>
             <w:pPr>
-              <w:jc w:val="center"/>
+              <w:jc w:val="left"/>
             </w:pPr>
             <w:r>
               <w:rPr>
@@ -426,6 +435,7 @@
           <w:p>
             <w:pPr>
               <w:spacing w:after="0" w:line="240" w:lineRule="auto"/>
+              <w:jc w:val="left"/>
               <w:rPr>
                 <w:rFonts w:ascii="Times New Roman" w:hAnsi="Times New Roman" w:eastAsia="Times New Roman" w:cs="Times New Roman"/>
                 <w:sz w:val="24"/>
@@ -462,6 +472,7 @@
           <w:p>
             <w:pPr>
               <w:spacing w:after="0" w:line="240" w:lineRule="auto"/>
+              <w:jc w:val="left"/>
               <w:rPr>
                 <w:rFonts w:ascii="Times New Roman" w:hAnsi="Times New Roman" w:eastAsia="Times New Roman" w:cs="Times New Roman"/>
                 <w:sz w:val="24"/>
@@ -498,6 +509,7 @@
           <w:p>
             <w:pPr>
               <w:spacing w:after="0" w:line="240" w:lineRule="auto"/>
+              <w:jc w:val="left"/>
               <w:rPr>
                 <w:rFonts w:ascii="Times New Roman" w:hAnsi="Times New Roman" w:eastAsia="Times New Roman" w:cs="Times New Roman"/>
                 <w:b/>
@@ -575,6 +587,7 @@
         </w:tblPrEx>
         <w:trPr>
           <w:trHeight w:val="240" w:hRule="atLeast"/>
+          <w:cantSplit/>
         </w:trPr>
         <w:tc>
           <w:tcPr>
@@ -583,6 +596,7 @@
           </w:tcPr>
           <w:p>
             <w:pPr>
+              <w:spacing w:before="80" w:after="80"/>
               <w:jc w:val="center"/>
             </w:pPr>
             <w:r>
@@ -615,6 +629,7 @@
         </w:tblPrEx>
         <w:trPr>
           <w:trHeight w:val="270" w:hRule="atLeast"/>
+          <w:cantSplit/>
         </w:trPr>
         <w:tc>
           <w:tcPr>
@@ -622,13 +637,14 @@
           </w:tcPr>
           <w:p>
             <w:pPr>
+              <w:spacing w:before="80" w:after="80"/>
               <w:jc w:val="center"/>
             </w:pPr>
             <w:r>
               <w:rPr>
                 <w:rFonts w:ascii="Times New Roman" w:hAnsi="Times New Roman"/>
                 <w:b/>
-                <w:sz w:val="24"/>
+                <w:sz w:val="22"/>
               </w:rPr>
               <w:t>Aim</w:t>
             </w:r>
@@ -654,6 +670,7 @@
         </w:tblPrEx>
         <w:trPr>
           <w:trHeight w:val="611" w:hRule="atLeast"/>
+          <w:cantSplit/>
         </w:trPr>
         <w:tc>
           <w:tcPr>
@@ -661,12 +678,13 @@
           </w:tcPr>
           <w:p>
             <w:pPr>
-              <w:jc w:val="both"/>
+              <w:spacing w:before="80" w:after="80" w:line="276" w:lineRule="auto"/>
+              <w:jc w:val="left"/>
             </w:pPr>
             <w:r>
               <w:rPr>
                 <w:rFonts w:ascii="Times New Roman" w:hAnsi="Times New Roman"/>
-                <w:sz w:val="22"/>
+                <w:sz w:val="21"/>
               </w:rPr>
               <w:t>To consume a REST API (GitHub API) in React and handle asynchronous data with loading, error, and success states using useEffect and useState hooks.</w:t>
             </w:r>
@@ -699,12 +717,13 @@
           </w:tcPr>
           <w:p>
             <w:pPr>
+              <w:spacing w:before="0" w:after="40" w:line="252" w:lineRule="auto"/>
               <w:jc w:val="left"/>
             </w:pPr>
             <w:r>
               <w:rPr>
                 <w:rFonts w:ascii="Consolas" w:hAnsi="Consolas"/>
-                <w:sz w:val="17"/>
+                <w:sz w:val="19"/>
               </w:rPr>
               <w:br w:type="textWrapping"/>
             </w:r>
@@ -732,6 +751,7 @@
         </w:tblPrEx>
         <w:trPr>
           <w:trHeight w:val="92" w:hRule="atLeast"/>
+          <w:cantSplit/>
         </w:trPr>
         <w:tc>
           <w:tcPr>
@@ -740,10 +760,26 @@
           </w:tcPr>
           <w:p>
             <w:pPr>
+              <w:spacing w:before="80" w:after="80"/>
               <w:jc w:val="left"/>
             </w:pPr>
-            <w:r>
-              <w:t>GitHub Link Repository Link: https://github.com/24CS047Manav/Awdf_Practica_3</w:t>
+            <w:r/>
+            <w:r>
+              <w:rPr>
+                <w:rFonts w:ascii="Times New Roman" w:hAnsi="Times New Roman"/>
+                <w:b/>
+                <w:sz w:val="21"/>
+              </w:rPr>
+              <w:t xml:space="preserve">GitHub Repository Link: </w:t>
+            </w:r>
+            <w:r>
+              <w:rPr>
+                <w:rFonts w:ascii="Times New Roman" w:hAnsi="Times New Roman"/>
+                <w:color w:val="003399"/>
+                <w:sz w:val="21"/>
+                <w:u w:val="single"/>
+              </w:rPr>
+              <w:t>https://github.com/24CS047Manav/Awdf_Practica_3</w:t>
             </w:r>
           </w:p>
         </w:tc>
@@ -767,6 +803,7 @@
         </w:tblPrEx>
         <w:trPr>
           <w:trHeight w:val="73" w:hRule="atLeast"/>
+          <w:cantSplit/>
         </w:trPr>
         <w:tc>
           <w:tcPr>
@@ -774,13 +811,15 @@
           </w:tcPr>
           <w:p>
             <w:pPr>
+              <w:keepNext/>
+              <w:spacing w:before="80" w:after="80"/>
               <w:jc w:val="center"/>
             </w:pPr>
             <w:r>
               <w:rPr>
                 <w:rFonts w:ascii="Times New Roman" w:hAnsi="Times New Roman"/>
                 <w:b/>
-                <w:sz w:val="24"/>
+                <w:sz w:val="22"/>
               </w:rPr>
               <w:t>Output</w:t>
             </w:r>
@@ -811,298 +850,215 @@
           <w:tcPr>
             <w:tcW w:w="10530" w:type="dxa"/>
           </w:tcPr>
-          <w:p/>
-          <w:p>
-            <w:pPr>
-              <w:jc w:val="both"/>
-            </w:pPr>
+          <w:p>
+            <w:pPr>
+              <w:spacing w:before="0" w:after="0" w:line="40" w:lineRule="exact"/>
+            </w:pPr>
+          </w:p>
+          <w:p>
+            <w:pPr>
+              <w:keepLines/>
+              <w:spacing w:line="276" w:lineRule="auto" w:before="120" w:after="120"/>
+              <w:jc w:val="left"/>
+            </w:pPr>
+            <w:r/>
             <w:r>
               <w:rPr>
                 <w:rFonts w:ascii="Times New Roman" w:hAnsi="Times New Roman"/>
                 <w:b/>
                 <w:sz w:val="22"/>
               </w:rPr>
-              <w:br w:type="textWrapping"/>
-            </w:r>
+              <w:t>1. Asynchronous REST API Integration (GitHub API):</w:t>
+              <w:br/>
+            </w:r>
+            <w:r>
+              <w:rPr>
+                <w:rFonts w:ascii="Times New Roman" w:hAnsi="Times New Roman"/>
+                <w:b w:val="0"/>
+                <w:sz w:val="21"/>
+              </w:rPr>
+              <w:t>Implemented dynamic data fetching on component mount via React’s useEffect hook using the public GitHub REST API endpoint (https://api.github.com/users/24CS047Manav/repos?sort=updated). The API call is cleanly encapsulated with dependency arrays to prevent re-fetching loops.</w:t>
+            </w:r>
+          </w:p>
+          <w:p>
+            <w:pPr>
+              <w:keepLines/>
+              <w:spacing w:line="276" w:lineRule="auto" w:before="120" w:after="120"/>
+              <w:jc w:val="left"/>
+            </w:pPr>
+            <w:r/>
             <w:r>
               <w:rPr>
                 <w:rFonts w:ascii="Times New Roman" w:hAnsi="Times New Roman"/>
                 <w:b/>
                 <w:sz w:val="22"/>
               </w:rPr>
-              <w:t>1. Asynchronous REST API Integration (GitHub API):</w:t>
-            </w:r>
+              <w:t>2. Asynchronous State Lifecycle Management (useState):</w:t>
+              <w:br/>
+            </w:r>
+            <w:r>
+              <w:rPr>
+                <w:rFonts w:ascii="Times New Roman" w:hAnsi="Times New Roman"/>
+                <w:b w:val="0"/>
+                <w:sz w:val="21"/>
+              </w:rPr>
+              <w:t>Configured three reactive state variables—repos (data array), loading (boolean flag), and error (exception message or null)—guaranteeing deterministic state transitions across loading, error, and success phases.</w:t>
+            </w:r>
+          </w:p>
+          <w:p>
+            <w:pPr>
+              <w:keepLines/>
+              <w:spacing w:line="276" w:lineRule="auto" w:before="120" w:after="120"/>
+              <w:jc w:val="left"/>
+            </w:pPr>
+            <w:r/>
             <w:r>
               <w:rPr>
                 <w:rFonts w:ascii="Times New Roman" w:hAnsi="Times New Roman"/>
                 <w:b/>
                 <w:sz w:val="22"/>
               </w:rPr>
-              <w:br w:type="textWrapping"/>
+              <w:t>3. Dedicated Loading State &amp; Feedback (&lt;Spinner /&gt;):</w:t>
+              <w:br/>
             </w:r>
             <w:r>
               <w:rPr>
                 <w:rFonts w:ascii="Times New Roman" w:hAnsi="Times New Roman"/>
-                <w:sz w:val="22"/>
-              </w:rPr>
-              <w:t>Implemented dynamic data fetching on component mount via React’s useEffect hook using the public GitHub REST API endpoint (https://api.github.com/users/24CS047Manav/repos?sort=updated). The API call is cleanly encapsulated with dependency arrays to prevent re-fetching loops.</w:t>
-            </w:r>
-          </w:p>
-          <w:p>
-            <w:pPr>
-              <w:jc w:val="both"/>
-            </w:pPr>
+                <w:b w:val="0"/>
+                <w:sz w:val="21"/>
+              </w:rPr>
+              <w:t>Built a responsive &lt;Spinner /&gt; component providing immediate visual feedback with an animated pulsing indicator during network requests, ensuring zero layout shift and preventing blank screens.</w:t>
+            </w:r>
+          </w:p>
+          <w:p>
+            <w:pPr>
+              <w:keepLines/>
+              <w:spacing w:line="276" w:lineRule="auto" w:before="120" w:after="120"/>
+              <w:jc w:val="left"/>
+            </w:pPr>
+            <w:r/>
             <w:r>
               <w:rPr>
                 <w:rFonts w:ascii="Times New Roman" w:hAnsi="Times New Roman"/>
                 <w:b/>
                 <w:sz w:val="22"/>
               </w:rPr>
-              <w:br w:type="textWrapping"/>
-            </w:r>
+              <w:t>4. Comprehensive Error Handling &amp; Diagnostics (&lt;ErrorMessage /&gt;):</w:t>
+              <w:br/>
+            </w:r>
+            <w:r>
+              <w:rPr>
+                <w:rFonts w:ascii="Times New Roman" w:hAnsi="Times New Roman"/>
+                <w:b w:val="0"/>
+                <w:sz w:val="21"/>
+              </w:rPr>
+              <w:t>Integrated defensive error capturing with an &lt;ErrorMessage /&gt; alert component that gracefully renders network failure details, HTTP status codes, and troubleshooting guidance if the request fails.</w:t>
+            </w:r>
+          </w:p>
+          <w:p>
+            <w:pPr>
+              <w:keepLines/>
+              <w:spacing w:line="276" w:lineRule="auto" w:before="120" w:after="120"/>
+              <w:jc w:val="left"/>
+            </w:pPr>
+            <w:r/>
             <w:r>
               <w:rPr>
                 <w:rFonts w:ascii="Times New Roman" w:hAnsi="Times New Roman"/>
                 <w:b/>
                 <w:sz w:val="22"/>
               </w:rPr>
-              <w:t>2. Asynchronous State Lifecycle Management (useState):</w:t>
-            </w:r>
+              <w:t>5. Interactive Retry Mechanism (Supplementary Problem):</w:t>
+              <w:br/>
+            </w:r>
+            <w:r>
+              <w:rPr>
+                <w:rFonts w:ascii="Times New Roman" w:hAnsi="Times New Roman"/>
+                <w:b w:val="0"/>
+                <w:sz w:val="21"/>
+              </w:rPr>
+              <w:t>Added an intuitive "Retry API Request" button within the error state and header controls that re-triggers the asynchronous fetch cycle and clears previous errors without requiring a browser page refresh.</w:t>
+            </w:r>
+          </w:p>
+          <w:p>
+            <w:pPr>
+              <w:keepLines/>
+              <w:spacing w:line="276" w:lineRule="auto" w:before="120" w:after="120"/>
+              <w:jc w:val="left"/>
+            </w:pPr>
+            <w:r/>
             <w:r>
               <w:rPr>
                 <w:rFonts w:ascii="Times New Roman" w:hAnsi="Times New Roman"/>
                 <w:b/>
                 <w:sz w:val="22"/>
               </w:rPr>
-              <w:br w:type="textWrapping"/>
+              <w:t>6. Real-Time Repository Search &amp; Name Filter (Supplementary Problem):</w:t>
+              <w:br/>
             </w:r>
             <w:r>
               <w:rPr>
                 <w:rFonts w:ascii="Times New Roman" w:hAnsi="Times New Roman"/>
-                <w:sz w:val="22"/>
-              </w:rPr>
-              <w:t>Configured three reactive state variables—repos (data array), loading (boolean flag), and error (exception message or null)—guaranteeing deterministic state transitions across loading, error, and success phases.</w:t>
-            </w:r>
-          </w:p>
-          <w:p>
-            <w:pPr>
-              <w:jc w:val="both"/>
-            </w:pPr>
+                <w:b w:val="0"/>
+                <w:sz w:val="21"/>
+              </w:rPr>
+              <w:t>Implemented a reactive live search input allowing users to dynamically filter fetched repositories by name in real time, with an instant match counter (e.g. "Showing 14 of 30 repositories").</w:t>
+            </w:r>
+          </w:p>
+          <w:p>
+            <w:pPr>
+              <w:keepLines/>
+              <w:spacing w:line="276" w:lineRule="auto" w:before="120" w:after="120"/>
+              <w:jc w:val="left"/>
+            </w:pPr>
+            <w:r/>
             <w:r>
               <w:rPr>
                 <w:rFonts w:ascii="Times New Roman" w:hAnsi="Times New Roman"/>
                 <w:b/>
                 <w:sz w:val="22"/>
               </w:rPr>
-              <w:br w:type="textWrapping"/>
-            </w:r>
+              <w:t>7. Repository Star Counts &amp; Metadata Rendering (Supplementary Problem):</w:t>
+              <w:br/>
+            </w:r>
+            <w:r>
+              <w:rPr>
+                <w:rFonts w:ascii="Times New Roman" w:hAnsi="Times New Roman"/>
+                <w:b w:val="0"/>
+                <w:sz w:val="21"/>
+              </w:rPr>
+              <w:t>Rendered rich repository cards displaying repository names, descriptions, primary language tags, star count (⭐ stargazers_count), fork counters (🍴 forks_count), public visibility badges, and direct links to GitHub.</w:t>
+            </w:r>
+          </w:p>
+          <w:p>
+            <w:pPr>
+              <w:keepLines/>
+              <w:spacing w:line="276" w:lineRule="auto" w:before="120" w:after="120"/>
+              <w:jc w:val="left"/>
+            </w:pPr>
+            <w:r/>
             <w:r>
               <w:rPr>
                 <w:rFonts w:ascii="Times New Roman" w:hAnsi="Times New Roman"/>
                 <w:b/>
                 <w:sz w:val="22"/>
               </w:rPr>
-              <w:t>3. Dedicated Loading State &amp; Feedback (&lt;Spinner /&gt;):</w:t>
+              <w:t>8. Deliberate Error Simulation &amp; Path Testing (Lab Practical Requirement):</w:t>
+              <w:br/>
             </w:r>
             <w:r>
               <w:rPr>
                 <w:rFonts w:ascii="Times New Roman" w:hAnsi="Times New Roman"/>
-                <w:b/>
-                <w:sz w:val="22"/>
-              </w:rPr>
-              <w:br w:type="textWrapping"/>
-            </w:r>
-            <w:r>
-              <w:rPr>
-                <w:rFonts w:ascii="Times New Roman" w:hAnsi="Times New Roman"/>
-                <w:sz w:val="22"/>
-              </w:rPr>
-              <w:t>Built a responsive &lt;Spinner /&gt; component providing immediate visual feedback with an animated pulsing indicator during network requests, ensuring zero layout shift and preventing blank screens.</w:t>
-            </w:r>
-          </w:p>
-          <w:p>
-            <w:pPr>
-              <w:jc w:val="both"/>
-            </w:pPr>
-            <w:r>
-              <w:rPr>
-                <w:rFonts w:ascii="Times New Roman" w:hAnsi="Times New Roman"/>
-                <w:b/>
-                <w:sz w:val="22"/>
-              </w:rPr>
-              <w:br w:type="textWrapping"/>
-            </w:r>
-            <w:r>
-              <w:rPr>
-                <w:rFonts w:ascii="Times New Roman" w:hAnsi="Times New Roman"/>
-                <w:b/>
-                <w:sz w:val="22"/>
-              </w:rPr>
-              <w:t>4. Comprehensive Error Handling &amp; Diagnostics (&lt;ErrorMessage /&gt;):</w:t>
-            </w:r>
-            <w:r>
-              <w:rPr>
-                <w:rFonts w:ascii="Times New Roman" w:hAnsi="Times New Roman"/>
-                <w:b/>
-                <w:sz w:val="22"/>
-              </w:rPr>
-              <w:br w:type="textWrapping"/>
-            </w:r>
-            <w:r>
-              <w:rPr>
-                <w:rFonts w:ascii="Times New Roman" w:hAnsi="Times New Roman"/>
-                <w:sz w:val="22"/>
-              </w:rPr>
-              <w:t>Integrated defensive error capturing with an &lt;ErrorMessage /&gt; alert component that gracefully renders network failure details, HTTP status codes, and troubleshooting guidance if the request fails.</w:t>
-            </w:r>
-          </w:p>
-          <w:p>
-            <w:pPr>
-              <w:jc w:val="both"/>
-            </w:pPr>
-            <w:r>
-              <w:rPr>
-                <w:rFonts w:ascii="Times New Roman" w:hAnsi="Times New Roman"/>
-                <w:b/>
-                <w:sz w:val="22"/>
-              </w:rPr>
-              <w:br w:type="textWrapping"/>
-            </w:r>
-            <w:r>
-              <w:rPr>
-                <w:rFonts w:ascii="Times New Roman" w:hAnsi="Times New Roman"/>
-                <w:b/>
-                <w:sz w:val="22"/>
-              </w:rPr>
-              <w:t>5. Interactive Retry Mechanism (Supplementary Problem):</w:t>
-            </w:r>
-            <w:r>
-              <w:rPr>
-                <w:rFonts w:ascii="Times New Roman" w:hAnsi="Times New Roman"/>
-                <w:b/>
-                <w:sz w:val="22"/>
-              </w:rPr>
-              <w:br w:type="textWrapping"/>
-            </w:r>
-            <w:r>
-              <w:rPr>
-                <w:rFonts w:ascii="Times New Roman" w:hAnsi="Times New Roman"/>
-                <w:sz w:val="22"/>
-              </w:rPr>
-              <w:t>Added an intuitive "Retry API Request" button within the error state and header controls that re-triggers the asynchronous fetch cycle and clears previous errors without requiring a browser page refresh.</w:t>
-            </w:r>
-          </w:p>
-          <w:p>
-            <w:pPr>
-              <w:jc w:val="both"/>
-            </w:pPr>
-            <w:r>
-              <w:rPr>
-                <w:rFonts w:ascii="Times New Roman" w:hAnsi="Times New Roman"/>
-                <w:b/>
-                <w:sz w:val="22"/>
-              </w:rPr>
-              <w:br w:type="textWrapping"/>
-            </w:r>
-            <w:r>
-              <w:rPr>
-                <w:rFonts w:ascii="Times New Roman" w:hAnsi="Times New Roman"/>
-                <w:b/>
-                <w:sz w:val="22"/>
-              </w:rPr>
-              <w:t>6. Real-Time Repository Search &amp; Name Filter (Supplementary Problem):</w:t>
-            </w:r>
-            <w:r>
-              <w:rPr>
-                <w:rFonts w:ascii="Times New Roman" w:hAnsi="Times New Roman"/>
-                <w:b/>
-                <w:sz w:val="22"/>
-              </w:rPr>
-              <w:br w:type="textWrapping"/>
-            </w:r>
-            <w:r>
-              <w:rPr>
-                <w:rFonts w:ascii="Times New Roman" w:hAnsi="Times New Roman"/>
-                <w:sz w:val="22"/>
-              </w:rPr>
-              <w:t>Implemented a reactive live search input allowing users to dynamically filter fetched repositories by name in real time, with an instant match counter (e.g. "Showing 14 of 30 repositories").</w:t>
-            </w:r>
-          </w:p>
-          <w:p>
-            <w:pPr>
-              <w:jc w:val="both"/>
-            </w:pPr>
-            <w:r>
-              <w:rPr>
-                <w:rFonts w:ascii="Times New Roman" w:hAnsi="Times New Roman"/>
-                <w:b/>
-                <w:sz w:val="22"/>
-              </w:rPr>
-              <w:br w:type="textWrapping"/>
-            </w:r>
-            <w:r>
-              <w:rPr>
-                <w:rFonts w:ascii="Times New Roman" w:hAnsi="Times New Roman"/>
-                <w:b/>
-                <w:sz w:val="22"/>
-              </w:rPr>
-              <w:t>7. Repository Star Counts &amp; Metadata Rendering (Supplementary Problem):</w:t>
-            </w:r>
-            <w:r>
-              <w:rPr>
-                <w:rFonts w:ascii="Times New Roman" w:hAnsi="Times New Roman"/>
-                <w:b/>
-                <w:sz w:val="22"/>
-              </w:rPr>
-              <w:br w:type="textWrapping"/>
-            </w:r>
-            <w:r>
-              <w:rPr>
-                <w:rFonts w:ascii="Times New Roman" w:hAnsi="Times New Roman"/>
-                <w:sz w:val="22"/>
-              </w:rPr>
-              <w:t>Rendered rich repository cards displaying repository names, descriptions, primary language tags, star count (⭐ stargazers_count), fork counters (🍴 forks_count), public visibility badges, and direct links to GitHub.</w:t>
-            </w:r>
-          </w:p>
-          <w:p>
-            <w:pPr>
-              <w:jc w:val="both"/>
-            </w:pPr>
-            <w:r>
-              <w:rPr>
-                <w:rFonts w:ascii="Times New Roman" w:hAnsi="Times New Roman"/>
-                <w:b/>
-                <w:sz w:val="22"/>
-              </w:rPr>
-              <w:br w:type="textWrapping"/>
-            </w:r>
-            <w:r>
-              <w:rPr>
-                <w:rFonts w:ascii="Times New Roman" w:hAnsi="Times New Roman"/>
-                <w:b/>
-                <w:sz w:val="22"/>
-              </w:rPr>
-              <w:t>8. Deliberate Error Simulation &amp; Path Testing (Lab Practical Requirement):</w:t>
-            </w:r>
-            <w:r>
-              <w:rPr>
-                <w:rFonts w:ascii="Times New Roman" w:hAnsi="Times New Roman"/>
-                <w:b/>
-                <w:sz w:val="22"/>
-              </w:rPr>
-              <w:br w:type="textWrapping"/>
-            </w:r>
-            <w:r>
-              <w:rPr>
-                <w:rFonts w:ascii="Times New Roman" w:hAnsi="Times New Roman"/>
-                <w:sz w:val="22"/>
+                <w:b w:val="0"/>
+                <w:sz w:val="21"/>
               </w:rPr>
               <w:t>Included an interactive "Simulate Error Path" toggle button to easily break and restore the API endpoint for demonstration and viva verification.</w:t>
             </w:r>
           </w:p>
           <w:p>
             <w:pPr>
-              <w:spacing w:before="240" w:after="80"/>
+              <w:keepNext/>
+              <w:spacing w:before="160" w:after="80"/>
               <w:jc w:val="center"/>
             </w:pPr>
             <w:r>
@@ -1147,9 +1103,10 @@
           </w:p>
           <w:p>
             <w:pPr>
-              <w:spacing w:after="240"/>
+              <w:spacing w:after="200" w:before="40"/>
               <w:jc w:val="center"/>
             </w:pPr>
+            <w:r/>
             <w:r>
               <w:rPr>
                 <w:rFonts w:ascii="Times New Roman" w:hAnsi="Times New Roman"/>
@@ -1162,7 +1119,8 @@
           </w:p>
           <w:p>
             <w:pPr>
-              <w:spacing w:before="240" w:after="80"/>
+              <w:keepNext/>
+              <w:spacing w:before="160" w:after="80"/>
               <w:jc w:val="center"/>
             </w:pPr>
             <w:r>
@@ -1207,9 +1165,10 @@
           </w:p>
           <w:p>
             <w:pPr>
-              <w:spacing w:after="240"/>
+              <w:spacing w:after="200" w:before="40"/>
               <w:jc w:val="center"/>
             </w:pPr>
+            <w:r/>
             <w:r>
               <w:rPr>
                 <w:rFonts w:ascii="Times New Roman" w:hAnsi="Times New Roman"/>
@@ -1222,7 +1181,8 @@
           </w:p>
           <w:p>
             <w:pPr>
-              <w:spacing w:before="240" w:after="80"/>
+              <w:keepNext/>
+              <w:spacing w:before="160" w:after="80"/>
               <w:jc w:val="center"/>
             </w:pPr>
             <w:r>
@@ -1267,9 +1227,10 @@
           </w:p>
           <w:p>
             <w:pPr>
-              <w:spacing w:after="240"/>
+              <w:spacing w:after="200" w:before="40"/>
               <w:jc w:val="center"/>
             </w:pPr>
+            <w:r/>
             <w:r>
               <w:rPr>
                 <w:rFonts w:ascii="Times New Roman" w:hAnsi="Times New Roman"/>
@@ -1282,7 +1243,8 @@
           </w:p>
           <w:p>
             <w:pPr>
-              <w:spacing w:before="240" w:after="80"/>
+              <w:keepNext/>
+              <w:spacing w:before="160" w:after="80"/>
               <w:jc w:val="center"/>
             </w:pPr>
             <w:r>
@@ -1327,9 +1289,10 @@
           </w:p>
           <w:p>
             <w:pPr>
-              <w:spacing w:after="240"/>
+              <w:spacing w:after="200" w:before="40"/>
               <w:jc w:val="center"/>
             </w:pPr>
+            <w:r/>
             <w:r>
               <w:rPr>
                 <w:rFonts w:ascii="Times New Roman" w:hAnsi="Times New Roman"/>
@@ -1475,50 +1438,55 @@
     </w:pPr>
     <w:r>
       <w:rPr>
-        <w:rFonts w:ascii="Cambria" w:hAnsi="Cambria" w:eastAsia="Cambria" w:cs="Cambria"/>
+        <w:rFonts w:ascii="Times New Roman" w:hAnsi="Times New Roman" w:eastAsia="Cambria" w:cs="Cambria"/>
       </w:rPr>
       <w:t>Department of Computer Science and Engineering, CSPIT</w:t>
     </w:r>
     <w:r>
       <w:rPr>
-        <w:rFonts w:ascii="Cambria" w:hAnsi="Cambria" w:eastAsia="Cambria" w:cs="Cambria"/>
+        <w:rFonts w:ascii="Times New Roman" w:hAnsi="Times New Roman" w:eastAsia="Cambria" w:cs="Cambria"/>
         <w:color w:val="000000"/>
       </w:rPr>
       <w:tab/>
     </w:r>
     <w:r>
       <w:rPr>
-        <w:rFonts w:ascii="Cambria" w:hAnsi="Cambria" w:eastAsia="Cambria" w:cs="Cambria"/>
+        <w:rFonts w:ascii="Times New Roman" w:hAnsi="Times New Roman" w:eastAsia="Cambria" w:cs="Cambria"/>
         <w:color w:val="000000"/>
       </w:rPr>
       <w:t xml:space="preserve">Page </w:t>
     </w:r>
     <w:r>
       <w:rPr>
+        <w:rFonts w:ascii="Times New Roman" w:hAnsi="Times New Roman"/>
         <w:color w:val="000000"/>
       </w:rPr>
       <w:fldChar w:fldCharType="begin"/>
     </w:r>
     <w:r>
       <w:rPr>
+        <w:rFonts w:ascii="Times New Roman" w:hAnsi="Times New Roman"/>
         <w:color w:val="000000"/>
       </w:rPr>
       <w:instrText xml:space="preserve">PAGE</w:instrText>
     </w:r>
     <w:r>
       <w:rPr>
+        <w:rFonts w:ascii="Times New Roman" w:hAnsi="Times New Roman"/>
         <w:color w:val="000000"/>
       </w:rPr>
       <w:fldChar w:fldCharType="separate"/>
     </w:r>
     <w:r>
       <w:rPr>
+        <w:rFonts w:ascii="Times New Roman" w:hAnsi="Times New Roman"/>
         <w:color w:val="000000"/>
       </w:rPr>
       <w:t>1</w:t>
     </w:r>
     <w:r>
       <w:rPr>
+        <w:rFonts w:ascii="Times New Roman" w:hAnsi="Times New Roman"/>
         <w:color w:val="000000"/>
       </w:rPr>
       <w:fldChar w:fldCharType="end"/>
@@ -1644,7 +1612,7 @@
     </w:pPr>
     <w:r>
       <w:rPr>
-        <w:rFonts w:ascii="Cambria" w:hAnsi="Cambria" w:eastAsia="Cambria" w:cs="Cambria"/>
+        <w:rFonts w:ascii="Times New Roman" w:hAnsi="Times New Roman" w:eastAsia="Cambria" w:cs="Cambria"/>
         <w:b/>
         <w:sz w:val="18"/>
         <w:szCs w:val="18"/>
@@ -1656,7 +1624,7 @@
     </w:r>
     <w:r>
       <w:rPr>
-        <w:rFonts w:ascii="Cambria" w:hAnsi="Cambria" w:eastAsia="Cambria" w:cs="Cambria"/>
+        <w:rFonts w:ascii="Times New Roman" w:hAnsi="Times New Roman" w:eastAsia="Cambria" w:cs="Cambria"/>
         <w:b/>
         <w:color w:val="000000"/>
         <w:sz w:val="18"/>
@@ -1673,34 +1641,34 @@
     </w:r>
     <w:r>
       <w:rPr>
-        <w:rFonts w:ascii="Cambria" w:hAnsi="Cambria" w:eastAsia="Cambria" w:cs="Cambria"/>
+        <w:rFonts w:ascii="Times New Roman" w:hAnsi="Times New Roman" w:eastAsia="Cambria" w:cs="Cambria"/>
         <w:b/>
         <w:color w:val="000000"/>
       </w:rPr>
     </w:r>
     <w:r>
       <w:rPr>
-        <w:rFonts w:ascii="Cambria" w:hAnsi="Cambria" w:eastAsia="Cambria" w:cs="Cambria"/>
+        <w:rFonts w:ascii="Times New Roman" w:hAnsi="Times New Roman" w:eastAsia="Cambria" w:cs="Cambria"/>
         <w:b/>
         <w:color w:val="000000"/>
       </w:rPr>
     </w:r>
     <w:r>
       <w:rPr>
-        <w:rFonts w:ascii="Cambria" w:hAnsi="Cambria" w:eastAsia="Cambria" w:cs="Cambria"/>
+        <w:rFonts w:ascii="Times New Roman" w:hAnsi="Times New Roman" w:eastAsia="Cambria" w:cs="Cambria"/>
         <w:b/>
         <w:color w:val="000000"/>
       </w:rPr>
     </w:r>
     <w:r>
       <w:rPr>
-        <w:rFonts w:ascii="Cambria" w:hAnsi="Cambria" w:eastAsia="Cambria" w:cs="Cambria"/>
+        <w:rFonts w:ascii="Times New Roman" w:hAnsi="Times New Roman" w:eastAsia="Cambria" w:cs="Cambria"/>
         <w:b/>
       </w:rPr>
     </w:r>
     <w:r>
       <w:rPr>
-        <w:rFonts w:hint="default" w:ascii="Cambria" w:hAnsi="Cambria" w:eastAsia="Cambria" w:cs="Cambria"/>
+        <w:rFonts w:hint="default" w:ascii="Times New Roman" w:hAnsi="Times New Roman" w:eastAsia="Cambria" w:cs="Cambria"/>
         <w:b/>
         <w:lang w:val="en-IN"/>
       </w:rPr>
